--- a/data/exports/polymers_revision_notes.docx
+++ b/data/exports/polymers_revision_notes.docx
@@ -189,7 +189,7 @@
                 <w:color w:val="2D3748"/>
                 <w:sz w:val="19"/>
               </w:rPr>
-              <w:t>Polymers - Core Application</w:t>
+              <w:t>Polymers — Standard Calculations &amp; Problem Archetypes</w:t>
             </w:r>
           </w:p>
         </w:tc>
@@ -209,7 +209,7 @@
               <w:rPr>
                 <w:sz w:val="19"/>
               </w:rPr>
-              <w:t>79 PYQs</w:t>
+              <w:t>35 PYQs</w:t>
             </w:r>
           </w:p>
         </w:tc>
@@ -230,7 +230,181 @@
                 <w:color w:val="718096"/>
                 <w:sz w:val="19"/>
               </w:rPr>
-              <w:t>General Concept</w:t>
+              <w:t>Quantitative Analysis</w:t>
+            </w:r>
+          </w:p>
+        </w:tc>
+      </w:tr>
+      <w:tr>
+        <w:tc>
+          <w:tcPr>
+            <w:tcW w:type="dxa" w:w="2160"/>
+            <w:shd w:fill="FFFFFF"/>
+            <w:tcMar>
+              <w:top w:w="80" w:type="dxa"/>
+              <w:bottom w:w="80" w:type="dxa"/>
+              <w:left w:w="150" w:type="dxa"/>
+              <w:right w:w="150" w:type="dxa"/>
+            </w:tcMar>
+          </w:tcPr>
+          <w:p>
+            <w:r>
+              <w:rPr>
+                <w:b/>
+                <w:color w:val="C53030"/>
+                <w:sz w:val="19"/>
+              </w:rPr>
+              <w:t>Very High</w:t>
+            </w:r>
+          </w:p>
+        </w:tc>
+        <w:tc>
+          <w:tcPr>
+            <w:tcW w:type="dxa" w:w="4320"/>
+            <w:shd w:fill="FFFFFF"/>
+            <w:tcMar>
+              <w:top w:w="80" w:type="dxa"/>
+              <w:bottom w:w="80" w:type="dxa"/>
+              <w:left w:w="150" w:type="dxa"/>
+              <w:right w:w="150" w:type="dxa"/>
+            </w:tcMar>
+          </w:tcPr>
+          <w:p>
+            <w:r>
+              <w:rPr>
+                <w:b/>
+                <w:color w:val="2D3748"/>
+                <w:sz w:val="19"/>
+              </w:rPr>
+              <w:t>Polymers — Applied Cases, Reactions &amp; Traps</w:t>
+            </w:r>
+          </w:p>
+        </w:tc>
+        <w:tc>
+          <w:tcPr>
+            <w:tcW w:type="dxa" w:w="1728"/>
+            <w:shd w:fill="FFFFFF"/>
+            <w:tcMar>
+              <w:top w:w="80" w:type="dxa"/>
+              <w:bottom w:w="80" w:type="dxa"/>
+              <w:left w:w="150" w:type="dxa"/>
+              <w:right w:w="150" w:type="dxa"/>
+            </w:tcMar>
+          </w:tcPr>
+          <w:p>
+            <w:r>
+              <w:rPr>
+                <w:sz w:val="19"/>
+              </w:rPr>
+              <w:t>24 PYQs</w:t>
+            </w:r>
+          </w:p>
+        </w:tc>
+        <w:tc>
+          <w:tcPr>
+            <w:tcW w:type="dxa" w:w="1872"/>
+            <w:shd w:fill="FFFFFF"/>
+            <w:tcMar>
+              <w:top w:w="80" w:type="dxa"/>
+              <w:bottom w:w="80" w:type="dxa"/>
+              <w:left w:w="150" w:type="dxa"/>
+              <w:right w:w="150" w:type="dxa"/>
+            </w:tcMar>
+          </w:tcPr>
+          <w:p>
+            <w:r>
+              <w:rPr>
+                <w:color w:val="718096"/>
+                <w:sz w:val="19"/>
+              </w:rPr>
+              <w:t>Applied Topics</w:t>
+            </w:r>
+          </w:p>
+        </w:tc>
+      </w:tr>
+      <w:tr>
+        <w:tc>
+          <w:tcPr>
+            <w:tcW w:type="dxa" w:w="2160"/>
+            <w:shd w:fill="F7FAFC"/>
+            <w:tcMar>
+              <w:top w:w="80" w:type="dxa"/>
+              <w:bottom w:w="80" w:type="dxa"/>
+              <w:left w:w="150" w:type="dxa"/>
+              <w:right w:w="150" w:type="dxa"/>
+            </w:tcMar>
+          </w:tcPr>
+          <w:p>
+            <w:r>
+              <w:rPr>
+                <w:b/>
+                <w:color w:val="C53030"/>
+                <w:sz w:val="19"/>
+              </w:rPr>
+              <w:t>Very High</w:t>
+            </w:r>
+          </w:p>
+        </w:tc>
+        <w:tc>
+          <w:tcPr>
+            <w:tcW w:type="dxa" w:w="4320"/>
+            <w:shd w:fill="F7FAFC"/>
+            <w:tcMar>
+              <w:top w:w="80" w:type="dxa"/>
+              <w:bottom w:w="80" w:type="dxa"/>
+              <w:left w:w="150" w:type="dxa"/>
+              <w:right w:w="150" w:type="dxa"/>
+            </w:tcMar>
+          </w:tcPr>
+          <w:p>
+            <w:r>
+              <w:rPr>
+                <w:b/>
+                <w:color w:val="2D3748"/>
+                <w:sz w:val="19"/>
+              </w:rPr>
+              <w:t>Polymers — Core Principles &amp; Governing Laws</w:t>
+            </w:r>
+          </w:p>
+        </w:tc>
+        <w:tc>
+          <w:tcPr>
+            <w:tcW w:type="dxa" w:w="1728"/>
+            <w:shd w:fill="F7FAFC"/>
+            <w:tcMar>
+              <w:top w:w="80" w:type="dxa"/>
+              <w:bottom w:w="80" w:type="dxa"/>
+              <w:left w:w="150" w:type="dxa"/>
+              <w:right w:w="150" w:type="dxa"/>
+            </w:tcMar>
+          </w:tcPr>
+          <w:p>
+            <w:r>
+              <w:rPr>
+                <w:sz w:val="19"/>
+              </w:rPr>
+              <w:t>23 PYQs</w:t>
+            </w:r>
+          </w:p>
+        </w:tc>
+        <w:tc>
+          <w:tcPr>
+            <w:tcW w:type="dxa" w:w="1872"/>
+            <w:shd w:fill="F7FAFC"/>
+            <w:tcMar>
+              <w:top w:w="80" w:type="dxa"/>
+              <w:bottom w:w="80" w:type="dxa"/>
+              <w:left w:w="150" w:type="dxa"/>
+              <w:right w:w="150" w:type="dxa"/>
+            </w:tcMar>
+          </w:tcPr>
+          <w:p>
+            <w:r>
+              <w:rPr>
+                <w:color w:val="718096"/>
+                <w:sz w:val="19"/>
+              </w:rPr>
+              <w:t>Core Principle</w:t>
             </w:r>
           </w:p>
         </w:tc>
@@ -311,6 +485,144 @@
           </w:p>
         </w:tc>
       </w:tr>
+      <w:tr>
+        <w:tc>
+          <w:tcPr>
+            <w:tcW w:type="dxa" w:w="3600"/>
+            <w:shd w:fill="F7FAFC"/>
+            <w:tcMar>
+              <w:top w:w="100" w:type="dxa"/>
+              <w:bottom w:w="100" w:type="dxa"/>
+              <w:left w:w="150" w:type="dxa"/>
+              <w:right w:w="150" w:type="dxa"/>
+            </w:tcMar>
+          </w:tcPr>
+          <w:p>
+            <w:r>
+              <w:rPr>
+                <w:b/>
+                <w:color w:val="1A365D"/>
+                <w:sz w:val="19"/>
+              </w:rPr>
+              <w:t>Polymers — Standard Calculations &amp; Problem Archetypes</w:t>
+            </w:r>
+          </w:p>
+        </w:tc>
+        <w:tc>
+          <w:tcPr>
+            <w:tcW w:type="dxa" w:w="6480"/>
+            <w:shd w:fill="F7FAFC"/>
+            <w:tcMar>
+              <w:top w:w="100" w:type="dxa"/>
+              <w:bottom w:w="100" w:type="dxa"/>
+              <w:left w:w="150" w:type="dxa"/>
+              <w:right w:w="150" w:type="dxa"/>
+            </w:tcMar>
+          </w:tcPr>
+          <w:p>
+            <w:r>
+              <w:rPr>
+                <w:rFonts w:ascii="Cambria Math" w:hAnsi="Cambria Math"/>
+                <w:color w:val="2D3748"/>
+                <w:sz w:val="19"/>
+              </w:rPr>
+              <w:t>AlEt_{3}+TiCl_{4}, \quad AL(Et)_{3}, \quad n=\frac{963}{107}=9</w:t>
+            </w:r>
+          </w:p>
+        </w:tc>
+      </w:tr>
+      <w:tr>
+        <w:tc>
+          <w:tcPr>
+            <w:tcW w:type="dxa" w:w="3600"/>
+            <w:shd w:fill="FFFFFF"/>
+            <w:tcMar>
+              <w:top w:w="100" w:type="dxa"/>
+              <w:bottom w:w="100" w:type="dxa"/>
+              <w:left w:w="150" w:type="dxa"/>
+              <w:right w:w="150" w:type="dxa"/>
+            </w:tcMar>
+          </w:tcPr>
+          <w:p>
+            <w:r>
+              <w:rPr>
+                <w:b/>
+                <w:color w:val="1A365D"/>
+                <w:sz w:val="19"/>
+              </w:rPr>
+              <w:t>Polymers — Applied Cases, Reactions &amp; Traps</w:t>
+            </w:r>
+          </w:p>
+        </w:tc>
+        <w:tc>
+          <w:tcPr>
+            <w:tcW w:type="dxa" w:w="6480"/>
+            <w:shd w:fill="FFFFFF"/>
+            <w:tcMar>
+              <w:top w:w="100" w:type="dxa"/>
+              <w:bottom w:w="100" w:type="dxa"/>
+              <w:left w:w="150" w:type="dxa"/>
+              <w:right w:w="150" w:type="dxa"/>
+            </w:tcMar>
+          </w:tcPr>
+          <w:p>
+            <w:r>
+              <w:rPr>
+                <w:rFonts w:ascii="Cambria Math" w:hAnsi="Cambria Math"/>
+                <w:color w:val="2D3748"/>
+                <w:sz w:val="19"/>
+              </w:rPr>
+              <w:t>TiCl_{4}., \quad SnCl_{4},AlCl_{3},BF_{3}</w:t>
+            </w:r>
+          </w:p>
+        </w:tc>
+      </w:tr>
+      <w:tr>
+        <w:tc>
+          <w:tcPr>
+            <w:tcW w:type="dxa" w:w="3600"/>
+            <w:shd w:fill="F7FAFC"/>
+            <w:tcMar>
+              <w:top w:w="100" w:type="dxa"/>
+              <w:bottom w:w="100" w:type="dxa"/>
+              <w:left w:w="150" w:type="dxa"/>
+              <w:right w:w="150" w:type="dxa"/>
+            </w:tcMar>
+          </w:tcPr>
+          <w:p>
+            <w:r>
+              <w:rPr>
+                <w:b/>
+                <w:color w:val="1A365D"/>
+                <w:sz w:val="19"/>
+              </w:rPr>
+              <w:t>Polymers — Core Principles &amp; Governing Laws</w:t>
+            </w:r>
+          </w:p>
+        </w:tc>
+        <w:tc>
+          <w:tcPr>
+            <w:tcW w:type="dxa" w:w="6480"/>
+            <w:shd w:fill="F7FAFC"/>
+            <w:tcMar>
+              <w:top w:w="100" w:type="dxa"/>
+              <w:bottom w:w="100" w:type="dxa"/>
+              <w:left w:w="150" w:type="dxa"/>
+              <w:right w:w="150" w:type="dxa"/>
+            </w:tcMar>
+          </w:tcPr>
+          <w:p>
+            <w:r>
+              <w:rPr>
+                <w:rFonts w:ascii="Cambria Math" w:hAnsi="Cambria Math"/>
+                <w:color w:val="2D3748"/>
+                <w:sz w:val="19"/>
+              </w:rPr>
+              <w:t>CF_{2}=CF_{2}.</w:t>
+            </w:r>
+          </w:p>
+        </w:tc>
+      </w:tr>
     </w:tbl>
     <w:p>
       <w:pPr>
@@ -338,7 +650,7 @@
           <w:color w:val="2B6CB0"/>
           <w:sz w:val="24"/>
         </w:rPr>
-        <w:t>3.1 Polymers - Core Application (Very High Yield — 79 PYQs)</w:t>
+        <w:t>3.1 Polymers — Standard Calculations &amp; Problem Archetypes (Very High Yield — 35 PYQs)</w:t>
       </w:r>
     </w:p>
     <w:p>
@@ -353,7 +665,7 @@
         <w:rPr>
           <w:sz w:val="20"/>
         </w:rPr>
-        <w:t>Key problem pattern in Polymers.</w:t>
+        <w:t>Quantitative numerical problem-solving techniques and standard question patterns frequently seen in Polymers.</w:t>
       </w:r>
     </w:p>
     <w:tbl>
@@ -391,7 +703,7 @@
                 <w:color w:val="2D3748"/>
                 <w:sz w:val="19"/>
               </w:rPr>
-              <w:t>Watch for algebraic and sign errors.</w:t>
+              <w:t>Watch for algebraic rounding, stoichiometric balancing, and boundary condition checks.</w:t>
             </w:r>
           </w:p>
         </w:tc>
@@ -432,7 +744,7 @@
                 <w:color w:val="2D3748"/>
                 <w:sz w:val="19"/>
               </w:rPr>
-              <w:t>Verify dimensions and boundary conditions.</w:t>
+              <w:t>Dimensional consistency checks and ratio comparisons can quickly eliminate incorrect options.</w:t>
             </w:r>
           </w:p>
         </w:tc>
@@ -488,6 +800,187 @@
           <w:b/>
           <w:sz w:val="18"/>
         </w:rPr>
+        <w:t xml:space="preserve">[2023 Morning Shift] Q#1 (MCQ): </w:t>
+      </w:r>
+      <w:r>
+        <w:rPr>
+          <w:sz w:val="18"/>
+        </w:rPr>
+        <w:t xml:space="preserve">"Polymer used in orlon is :..."  </w:t>
+      </w:r>
+      <w:r>
+        <w:rPr>
+          <w:b/>
+          <w:color w:val="2B6CB0"/>
+          <w:sz w:val="18"/>
+        </w:rPr>
+        <w:t>[Ans: N/A]</w:t>
+      </w:r>
+    </w:p>
+    <w:p>
+      <w:pPr>
+        <w:pStyle w:val="ListBullet"/>
+        <w:spacing w:after="40"/>
+      </w:pPr>
+      <w:r>
+        <w:rPr>
+          <w:b/>
+          <w:sz w:val="18"/>
+        </w:rPr>
+        <w:t xml:space="preserve">[2023 Evening Shift] Q#2 (MCQ): </w:t>
+      </w:r>
+      <w:r>
+        <w:rPr>
+          <w:sz w:val="18"/>
+        </w:rPr>
+        <w:t xml:space="preserve">"Match List I with List II LIST I LIST II A. Weak intermolecular forces of attraction I. Hexamethylenediamine + adipic acid B. Hydrogen bondi..."  </w:t>
+      </w:r>
+      <w:r>
+        <w:rPr>
+          <w:b/>
+          <w:color w:val="2B6CB0"/>
+          <w:sz w:val="18"/>
+        </w:rPr>
+        <w:t>[Ans: N/A]</w:t>
+      </w:r>
+    </w:p>
+    <w:p>
+      <w:pPr>
+        <w:spacing w:after="120"/>
+      </w:pPr>
+    </w:p>
+    <w:p>
+      <w:pPr>
+        <w:pStyle w:val="Heading2"/>
+      </w:pPr>
+      <w:r>
+        <w:rPr>
+          <w:color w:val="2B6CB0"/>
+          <w:sz w:val="24"/>
+        </w:rPr>
+        <w:t>3.2 Polymers — Applied Cases, Reactions &amp; Traps (Very High Yield — 24 PYQs)</w:t>
+      </w:r>
+    </w:p>
+    <w:p>
+      <w:r>
+        <w:rPr>
+          <w:b/>
+          <w:sz w:val="20"/>
+        </w:rPr>
+        <w:t xml:space="preserve">Core Principle: </w:t>
+      </w:r>
+      <w:r>
+        <w:rPr>
+          <w:sz w:val="20"/>
+        </w:rPr>
+        <w:t>Special cases, experimental observations, and conceptual traps designed to test deep understanding of Polymers.</w:t>
+      </w:r>
+    </w:p>
+    <w:tbl>
+      <w:tblPr>
+        <w:tblW w:type="auto" w:w="0"/>
+        <w:jc w:val="center"/>
+        <w:tblLook w:firstColumn="1" w:firstRow="1" w:lastColumn="0" w:lastRow="0" w:noHBand="0" w:noVBand="1" w:val="04A0"/>
+      </w:tblPr>
+      <w:tblGrid>
+        <w:gridCol w:w="10080"/>
+      </w:tblGrid>
+      <w:tr>
+        <w:tc>
+          <w:tcPr>
+            <w:tcW w:type="dxa" w:w="10080"/>
+            <w:shd w:fill="FFF5F5"/>
+            <w:tcMar>
+              <w:top w:w="100" w:type="dxa"/>
+              <w:bottom w:w="100" w:type="dxa"/>
+              <w:left w:w="150" w:type="dxa"/>
+              <w:right w:w="150" w:type="dxa"/>
+            </w:tcMar>
+          </w:tcPr>
+          <w:p>
+            <w:r>
+              <w:rPr>
+                <w:b/>
+                <w:color w:val="C53030"/>
+                <w:sz w:val="19"/>
+              </w:rPr>
+              <w:t xml:space="preserve">⚠️ Common Trap / JEE Pitfall: </w:t>
+            </w:r>
+            <w:r>
+              <w:rPr>
+                <w:color w:val="2D3748"/>
+                <w:sz w:val="19"/>
+              </w:rPr>
+              <w:t>Read questions carefully for keywords like 'incorrect', 'not true', or non-standard conditions.</w:t>
+            </w:r>
+          </w:p>
+        </w:tc>
+      </w:tr>
+    </w:tbl>
+    <w:tbl>
+      <w:tblPr>
+        <w:tblW w:type="auto" w:w="0"/>
+        <w:jc w:val="center"/>
+        <w:tblLook w:firstColumn="1" w:firstRow="1" w:lastColumn="0" w:lastRow="0" w:noHBand="0" w:noVBand="1" w:val="04A0"/>
+      </w:tblPr>
+      <w:tblGrid>
+        <w:gridCol w:w="10080"/>
+      </w:tblGrid>
+      <w:tr>
+        <w:tc>
+          <w:tcPr>
+            <w:tcW w:type="dxa" w:w="10080"/>
+            <w:shd w:fill="F0FFF4"/>
+            <w:tcMar>
+              <w:top w:w="100" w:type="dxa"/>
+              <w:bottom w:w="100" w:type="dxa"/>
+              <w:left w:w="150" w:type="dxa"/>
+              <w:right w:w="150" w:type="dxa"/>
+            </w:tcMar>
+          </w:tcPr>
+          <w:p>
+            <w:r>
+              <w:rPr>
+                <w:b/>
+                <w:color w:val="276749"/>
+                <w:sz w:val="19"/>
+              </w:rPr>
+              <w:t xml:space="preserve">💡 Speed Hack / Trick: </w:t>
+            </w:r>
+            <w:r>
+              <w:rPr>
+                <w:color w:val="2D3748"/>
+                <w:sz w:val="19"/>
+              </w:rPr>
+              <w:t>Elimination of extreme or unphysical answer choices improves accuracy in assertion-reason and multiple-statement questions.</w:t>
+            </w:r>
+          </w:p>
+        </w:tc>
+      </w:tr>
+    </w:tbl>
+    <w:p>
+      <w:pPr>
+        <w:spacing w:before="120" w:after="40"/>
+      </w:pPr>
+      <w:r>
+        <w:rPr>
+          <w:b/>
+          <w:color w:val="1A365D"/>
+          <w:sz w:val="19"/>
+        </w:rPr>
+        <w:t>Source PYQs testing this concept:</w:t>
+      </w:r>
+    </w:p>
+    <w:p>
+      <w:pPr>
+        <w:pStyle w:val="ListBullet"/>
+        <w:spacing w:after="40"/>
+      </w:pPr>
+      <w:r>
+        <w:rPr>
+          <w:b/>
+          <w:sz w:val="18"/>
+        </w:rPr>
         <w:t xml:space="preserve">[2023 Evening Shift] Q#1 (MCQ): </w:t>
       </w:r>
       <w:r>
@@ -515,13 +1008,248 @@
           <w:b/>
           <w:sz w:val="18"/>
         </w:rPr>
-        <w:t xml:space="preserve">[2023 Morning Shift] Q#1 (MCQ): </w:t>
+        <w:t xml:space="preserve">[2023 Morning Shift] Q#2 (MCQ): </w:t>
       </w:r>
       <w:r>
         <w:rPr>
           <w:sz w:val="18"/>
         </w:rPr>
-        <w:t xml:space="preserve">"Polymer used in orlon is :..."  </w:t>
+        <w:t xml:space="preserve">"The polymer X - consists of linear molecules and is closely packed. It is prepared in the presence of triethylaluminium and titanium tetra..."  </w:t>
+      </w:r>
+      <w:r>
+        <w:rPr>
+          <w:b/>
+          <w:color w:val="2B6CB0"/>
+          <w:sz w:val="18"/>
+        </w:rPr>
+        <w:t>[Ans: N/A]</w:t>
+      </w:r>
+    </w:p>
+    <w:p>
+      <w:pPr>
+        <w:pStyle w:val="ListBullet"/>
+        <w:spacing w:after="40"/>
+      </w:pPr>
+      <w:r>
+        <w:rPr>
+          <w:b/>
+          <w:sz w:val="18"/>
+        </w:rPr>
+        <w:t xml:space="preserve">[2023 Morning Shift] Q#2 (MCQ): </w:t>
+      </w:r>
+      <w:r>
+        <w:rPr>
+          <w:sz w:val="18"/>
+        </w:rPr>
+        <w:t xml:space="preserve">"Caprolactam when heated at high temperature in presence of water, gives..."  </w:t>
+      </w:r>
+      <w:r>
+        <w:rPr>
+          <w:b/>
+          <w:color w:val="2B6CB0"/>
+          <w:sz w:val="18"/>
+        </w:rPr>
+        <w:t>[Ans: N/A]</w:t>
+      </w:r>
+    </w:p>
+    <w:p>
+      <w:pPr>
+        <w:spacing w:after="120"/>
+      </w:pPr>
+    </w:p>
+    <w:p>
+      <w:pPr>
+        <w:pStyle w:val="Heading2"/>
+      </w:pPr>
+      <w:r>
+        <w:rPr>
+          <w:color w:val="2B6CB0"/>
+          <w:sz w:val="24"/>
+        </w:rPr>
+        <w:t>3.3 Polymers — Core Principles &amp; Governing Laws (Very High Yield — 23 PYQs)</w:t>
+      </w:r>
+    </w:p>
+    <w:p>
+      <w:r>
+        <w:rPr>
+          <w:b/>
+          <w:sz w:val="20"/>
+        </w:rPr>
+        <w:t xml:space="preserve">Core Principle: </w:t>
+      </w:r>
+      <w:r>
+        <w:rPr>
+          <w:sz w:val="20"/>
+        </w:rPr>
+        <w:t>Fundamental definitions, core postulates, and governing physical/chemical relations in Polymers.</w:t>
+      </w:r>
+    </w:p>
+    <w:tbl>
+      <w:tblPr>
+        <w:tblW w:type="auto" w:w="0"/>
+        <w:jc w:val="center"/>
+        <w:tblLook w:firstColumn="1" w:firstRow="1" w:lastColumn="0" w:lastRow="0" w:noHBand="0" w:noVBand="1" w:val="04A0"/>
+      </w:tblPr>
+      <w:tblGrid>
+        <w:gridCol w:w="10080"/>
+      </w:tblGrid>
+      <w:tr>
+        <w:tc>
+          <w:tcPr>
+            <w:tcW w:type="dxa" w:w="10080"/>
+            <w:shd w:fill="FFF5F5"/>
+            <w:tcMar>
+              <w:top w:w="100" w:type="dxa"/>
+              <w:bottom w:w="100" w:type="dxa"/>
+              <w:left w:w="150" w:type="dxa"/>
+              <w:right w:w="150" w:type="dxa"/>
+            </w:tcMar>
+          </w:tcPr>
+          <w:p>
+            <w:r>
+              <w:rPr>
+                <w:b/>
+                <w:color w:val="C53030"/>
+                <w:sz w:val="19"/>
+              </w:rPr>
+              <w:t xml:space="preserve">⚠️ Common Trap / JEE Pitfall: </w:t>
+            </w:r>
+            <w:r>
+              <w:rPr>
+                <w:color w:val="2D3748"/>
+                <w:sz w:val="19"/>
+              </w:rPr>
+              <w:t>Carefully verify units, standard reference states, and sign conventions in Polymers.</w:t>
+            </w:r>
+          </w:p>
+        </w:tc>
+      </w:tr>
+    </w:tbl>
+    <w:tbl>
+      <w:tblPr>
+        <w:tblW w:type="auto" w:w="0"/>
+        <w:jc w:val="center"/>
+        <w:tblLook w:firstColumn="1" w:firstRow="1" w:lastColumn="0" w:lastRow="0" w:noHBand="0" w:noVBand="1" w:val="04A0"/>
+      </w:tblPr>
+      <w:tblGrid>
+        <w:gridCol w:w="10080"/>
+      </w:tblGrid>
+      <w:tr>
+        <w:tc>
+          <w:tcPr>
+            <w:tcW w:type="dxa" w:w="10080"/>
+            <w:shd w:fill="F0FFF4"/>
+            <w:tcMar>
+              <w:top w:w="100" w:type="dxa"/>
+              <w:bottom w:w="100" w:type="dxa"/>
+              <w:left w:w="150" w:type="dxa"/>
+              <w:right w:w="150" w:type="dxa"/>
+            </w:tcMar>
+          </w:tcPr>
+          <w:p>
+            <w:r>
+              <w:rPr>
+                <w:b/>
+                <w:color w:val="276749"/>
+                <w:sz w:val="19"/>
+              </w:rPr>
+              <w:t xml:space="preserve">💡 Speed Hack / Trick: </w:t>
+            </w:r>
+            <w:r>
+              <w:rPr>
+                <w:color w:val="2D3748"/>
+                <w:sz w:val="19"/>
+              </w:rPr>
+              <w:t>Focus on high-yield formulas and standard limiting approximations tested in Polymers PYQs.</w:t>
+            </w:r>
+          </w:p>
+        </w:tc>
+      </w:tr>
+    </w:tbl>
+    <w:p>
+      <w:pPr>
+        <w:spacing w:before="120" w:after="40"/>
+      </w:pPr>
+      <w:r>
+        <w:rPr>
+          <w:b/>
+          <w:color w:val="1A365D"/>
+          <w:sz w:val="19"/>
+        </w:rPr>
+        <w:t>Source PYQs testing this concept:</w:t>
+      </w:r>
+    </w:p>
+    <w:p>
+      <w:pPr>
+        <w:pStyle w:val="ListBullet"/>
+        <w:spacing w:after="40"/>
+      </w:pPr>
+      <w:r>
+        <w:rPr>
+          <w:b/>
+          <w:sz w:val="18"/>
+        </w:rPr>
+        <w:t xml:space="preserve">[2023 Morning Shift] Q#3 (MCQ): </w:t>
+      </w:r>
+      <w:r>
+        <w:rPr>
+          <w:sz w:val="18"/>
+        </w:rPr>
+        <w:t xml:space="preserve">"Match the following Column A Column B (a) Nylon 6 (I) Natural Rubber (b) Vulcanized Rubber (II) Cross Linked (c) cis-1, 4-polyisoprene (III)..."  </w:t>
+      </w:r>
+      <w:r>
+        <w:rPr>
+          <w:b/>
+          <w:color w:val="2B6CB0"/>
+          <w:sz w:val="18"/>
+        </w:rPr>
+        <w:t>[Ans: A]</w:t>
+      </w:r>
+    </w:p>
+    <w:p>
+      <w:pPr>
+        <w:pStyle w:val="ListBullet"/>
+        <w:spacing w:after="40"/>
+      </w:pPr>
+      <w:r>
+        <w:rPr>
+          <w:b/>
+          <w:sz w:val="18"/>
+        </w:rPr>
+        <w:t xml:space="preserve">[2023 Evening Shift] Q#3 (MCQ): </w:t>
+      </w:r>
+      <w:r>
+        <w:rPr>
+          <w:sz w:val="18"/>
+        </w:rPr>
+        <w:t xml:space="preserve">"Buna-S can be represented as:..."  </w:t>
+      </w:r>
+      <w:r>
+        <w:rPr>
+          <w:b/>
+          <w:color w:val="2B6CB0"/>
+          <w:sz w:val="18"/>
+        </w:rPr>
+        <w:t>[Ans: N/A]</w:t>
+      </w:r>
+    </w:p>
+    <w:p>
+      <w:pPr>
+        <w:pStyle w:val="ListBullet"/>
+        <w:spacing w:after="40"/>
+      </w:pPr>
+      <w:r>
+        <w:rPr>
+          <w:b/>
+          <w:sz w:val="18"/>
+        </w:rPr>
+        <w:t xml:space="preserve">[2023 Evening Shift] Q#3 (MCQ): </w:t>
+      </w:r>
+      <w:r>
+        <w:rPr>
+          <w:sz w:val="18"/>
+        </w:rPr>
+        <w:t xml:space="preserve">"Match List I with List II List I List II A. Elastomeric polymer I. Urea formaldehyde resin B. Fibre Polymer II. Polystyrene C. Thermosetting..."  </w:t>
       </w:r>
       <w:r>
         <w:rPr>
@@ -662,6 +1390,250 @@
               <w:t>Solution Analysis:</w:t>
               <w:br/>
               <w:t>The correct match between List I (Monomer) and List II (Polymer) is as follows: (A) Tetrafluoroethene → (III) Teflon (B) Acrylonitrile → (I) Orlon (C) Caprolactam → (IV) Nylon-6 (D) Isoprene → (II) Natural rubber So, the correct answer is: A-III, B-I, C-IV, D-II</w:t>
+            </w:r>
+          </w:p>
+        </w:tc>
+      </w:tr>
+    </w:tbl>
+    <w:p>
+      <w:pPr>
+        <w:spacing w:after="120"/>
+      </w:pPr>
+    </w:p>
+    <w:p>
+      <w:pPr>
+        <w:spacing w:before="160" w:after="40"/>
+      </w:pPr>
+      <w:r>
+        <w:rPr>
+          <w:b/>
+          <w:color w:val="1A365D"/>
+          <w:sz w:val="22"/>
+        </w:rPr>
+        <w:t>Benchmark Problem 2: JEE Main 2023 (Online) 11th April Evening Shift (Q#1)</w:t>
+      </w:r>
+    </w:p>
+    <w:p>
+      <w:pPr>
+        <w:spacing w:after="80"/>
+      </w:pPr>
+      <w:r>
+        <w:rPr>
+          <w:sz w:val="20"/>
+        </w:rPr>
+        <w:t>Given below are two statements : Statement I : Ethene at 333 to 343K and 6 - 7 atm pressure in the presence of AlEt_(3) and TiCl_(4) undergoes addition polymerization to give LDP. Statement II : Caprolactam at 533 - 543K in H_(2)O through step growth polymerizes to give Nylon 6. In the light of the above statements, choose the correct answer from the options given below:</w:t>
+      </w:r>
+    </w:p>
+    <w:p>
+      <w:pPr>
+        <w:pStyle w:val="ListBullet"/>
+        <w:spacing w:after="20"/>
+      </w:pPr>
+      <w:r>
+        <w:rPr>
+          <w:sz w:val="19"/>
+        </w:rPr>
+        <w:t>(A) Both Statement I and Statement II are true</w:t>
+      </w:r>
+    </w:p>
+    <w:p>
+      <w:pPr>
+        <w:pStyle w:val="ListBullet"/>
+        <w:spacing w:after="20"/>
+      </w:pPr>
+      <w:r>
+        <w:rPr>
+          <w:sz w:val="19"/>
+        </w:rPr>
+        <w:t>(B) Statement I is true but Statement II is false</w:t>
+      </w:r>
+    </w:p>
+    <w:p>
+      <w:pPr>
+        <w:pStyle w:val="ListBullet"/>
+        <w:spacing w:after="20"/>
+      </w:pPr>
+      <w:r>
+        <w:rPr>
+          <w:sz w:val="19"/>
+        </w:rPr>
+        <w:t>(C) Statement I is false but Statement II is true</w:t>
+      </w:r>
+    </w:p>
+    <w:p>
+      <w:pPr>
+        <w:pStyle w:val="ListBullet"/>
+        <w:spacing w:after="20"/>
+      </w:pPr>
+      <w:r>
+        <w:rPr>
+          <w:sz w:val="19"/>
+        </w:rPr>
+        <w:t>(D) Both Statement I and Statement II are false</w:t>
+      </w:r>
+    </w:p>
+    <w:tbl>
+      <w:tblPr>
+        <w:tblW w:type="auto" w:w="0"/>
+        <w:jc w:val="center"/>
+        <w:tblLook w:firstColumn="1" w:firstRow="1" w:lastColumn="0" w:lastRow="0" w:noHBand="0" w:noVBand="1" w:val="04A0"/>
+      </w:tblPr>
+      <w:tblGrid>
+        <w:gridCol w:w="10080"/>
+      </w:tblGrid>
+      <w:tr>
+        <w:tc>
+          <w:tcPr>
+            <w:tcW w:type="dxa" w:w="10080"/>
+            <w:shd w:fill="F7FAFC"/>
+            <w:tcMar>
+              <w:top w:w="100" w:type="dxa"/>
+              <w:bottom w:w="100" w:type="dxa"/>
+              <w:left w:w="150" w:type="dxa"/>
+              <w:right w:w="150" w:type="dxa"/>
+            </w:tcMar>
+          </w:tcPr>
+          <w:p>
+            <w:r>
+              <w:rPr>
+                <w:b/>
+                <w:color w:val="1A365D"/>
+                <w:sz w:val="19"/>
+              </w:rPr>
+              <w:t>Correct Answer: None</w:t>
+              <w:br/>
+            </w:r>
+            <w:r>
+              <w:rPr>
+                <w:color w:val="2D3748"/>
+                <w:sz w:val="18"/>
+              </w:rPr>
+              <w:t>Solution Analysis:</w:t>
+              <w:br/>
+              <w:t>Statement I is false. Ethene (ethylene) under certain conditions (high pressure, high temperature) in the presence of catalysts does undergo addition polymerization, but it forms polyethylene, not LDP (Low-Density Polyethylene) specifically. The formation of low-density polyethylene (LDPE) vs high-density polyethylene (HDPE) depends on the specific conditions and catalysts used. The catalysts mentioned (AlEt 3 and TiCl 4 ) are associated with the production of HDPE through the Ziegler-Natta process, not LDPE. Statement II is true. Caprolactam polymerizes to form Nylon 6 via a ring-opening polymerization mechanism, which is a type of step-growth polymerization. The process is often carried out at high temperatures, and water is a byproduct of the reaction, so the description in Statement II is accurate. Therefore, Option C (Statement I is false but Statement II is true) is the correct answer.</w:t>
+            </w:r>
+          </w:p>
+        </w:tc>
+      </w:tr>
+    </w:tbl>
+    <w:p>
+      <w:pPr>
+        <w:spacing w:after="120"/>
+      </w:pPr>
+    </w:p>
+    <w:p>
+      <w:pPr>
+        <w:spacing w:before="160" w:after="40"/>
+      </w:pPr>
+      <w:r>
+        <w:rPr>
+          <w:b/>
+          <w:color w:val="1A365D"/>
+          <w:sz w:val="22"/>
+        </w:rPr>
+        <w:t>Benchmark Problem 3: JEE Main 2023 (Online) 13th April Morning Shift (Q#3)</w:t>
+      </w:r>
+    </w:p>
+    <w:p>
+      <w:pPr>
+        <w:spacing w:after="80"/>
+      </w:pPr>
+      <w:r>
+        <w:rPr>
+          <w:sz w:val="20"/>
+        </w:rPr>
+        <w:t>Match the following Column A Column B (a) Nylon 6 (I) Natural Rubber (b) Vulcanized Rubber (II) Cross Linked (c) cis-1, 4-polyisoprene (III) Caprolactam (d) Polychloroprene (IV) Neoprene Choose the correct answer from options given below:</w:t>
+      </w:r>
+    </w:p>
+    <w:p>
+      <w:pPr>
+        <w:pStyle w:val="ListBullet"/>
+        <w:spacing w:after="20"/>
+      </w:pPr>
+      <w:r>
+        <w:rPr>
+          <w:b/>
+          <w:color w:val="276749"/>
+          <w:sz w:val="19"/>
+        </w:rPr>
+        <w:t>(A) a → III,b → II,c → I,d → IV</w:t>
+      </w:r>
+    </w:p>
+    <w:p>
+      <w:pPr>
+        <w:pStyle w:val="ListBullet"/>
+        <w:spacing w:after="20"/>
+      </w:pPr>
+      <w:r>
+        <w:rPr>
+          <w:sz w:val="19"/>
+        </w:rPr>
+        <w:t>(B) a → II,b → III,c → IV,d → I</w:t>
+      </w:r>
+    </w:p>
+    <w:p>
+      <w:pPr>
+        <w:pStyle w:val="ListBullet"/>
+        <w:spacing w:after="20"/>
+      </w:pPr>
+      <w:r>
+        <w:rPr>
+          <w:sz w:val="19"/>
+        </w:rPr>
+        <w:t>(C) a → IV,b → III,c → I,d → II</w:t>
+      </w:r>
+    </w:p>
+    <w:p>
+      <w:pPr>
+        <w:pStyle w:val="ListBullet"/>
+        <w:spacing w:after="20"/>
+      </w:pPr>
+      <w:r>
+        <w:rPr>
+          <w:sz w:val="19"/>
+        </w:rPr>
+        <w:t>(D) a → III,b → IV,c → I,d → II</w:t>
+      </w:r>
+    </w:p>
+    <w:tbl>
+      <w:tblPr>
+        <w:tblW w:type="auto" w:w="0"/>
+        <w:jc w:val="center"/>
+        <w:tblLook w:firstColumn="1" w:firstRow="1" w:lastColumn="0" w:lastRow="0" w:noHBand="0" w:noVBand="1" w:val="04A0"/>
+      </w:tblPr>
+      <w:tblGrid>
+        <w:gridCol w:w="10080"/>
+      </w:tblGrid>
+      <w:tr>
+        <w:tc>
+          <w:tcPr>
+            <w:tcW w:type="dxa" w:w="10080"/>
+            <w:shd w:fill="F7FAFC"/>
+            <w:tcMar>
+              <w:top w:w="100" w:type="dxa"/>
+              <w:bottom w:w="100" w:type="dxa"/>
+              <w:left w:w="150" w:type="dxa"/>
+              <w:right w:w="150" w:type="dxa"/>
+            </w:tcMar>
+          </w:tcPr>
+          <w:p>
+            <w:r>
+              <w:rPr>
+                <w:b/>
+                <w:color w:val="1A365D"/>
+                <w:sz w:val="19"/>
+              </w:rPr>
+              <w:t>Correct Answer: A</w:t>
+              <w:br/>
+            </w:r>
+            <w:r>
+              <w:rPr>
+                <w:color w:val="2D3748"/>
+                <w:sz w:val="18"/>
+              </w:rPr>
+              <w:t>Solution Analysis:</w:t>
+              <w:br/>
+              <w:t>Nylon 6 is a synthetic polymer made from caprolactam, so it corresponds to Column A, option (c), which matches with Column B, option (I). Vulcanized rubber is rubber that has been treated with sulfur or other additives to make it more durable, so it corresponds to Column A, option (b), which matches with Column B, option (II). Cis-1,4-polyisoprene is a naturally occurring polymer found in natural rubber, so it corresponds to Column A, option (a), which matches with Column B, option (III). Polychloroprene is a synthetic polymer used to make neoprene, a type of synthetic rubber, so it corresponds to Column A, option (d), which matches with Column B, option (IV). Therefore, the correct matching is: a → III,b → II,c → I,d → IV Option A is the correct answer.</w:t>
             </w:r>
           </w:p>
         </w:tc>

--- a/data/exports/polymers_revision_notes.docx
+++ b/data/exports/polymers_revision_notes.docx
@@ -189,7 +189,7 @@
                 <w:color w:val="2D3748"/>
                 <w:sz w:val="19"/>
               </w:rPr>
-              <w:t>Polymers — Standard Calculations &amp; Problem Archetypes</w:t>
+              <w:t>Polymers — Core Principles &amp; Governing Laws</w:t>
             </w:r>
           </w:p>
         </w:tc>
@@ -209,7 +209,7 @@
               <w:rPr>
                 <w:sz w:val="19"/>
               </w:rPr>
-              <w:t>35 PYQs</w:t>
+              <w:t>70 PYQs</w:t>
             </w:r>
           </w:p>
         </w:tc>
@@ -230,7 +230,7 @@
                 <w:color w:val="718096"/>
                 <w:sz w:val="19"/>
               </w:rPr>
-              <w:t>Quantitative Analysis</w:t>
+              <w:t>Core Principle</w:t>
             </w:r>
           </w:p>
         </w:tc>
@@ -251,10 +251,10 @@
             <w:r>
               <w:rPr>
                 <w:b/>
-                <w:color w:val="C53030"/>
+                <w:color w:val="2B6CB0"/>
                 <w:sz w:val="19"/>
               </w:rPr>
-              <w:t>Very High</w:t>
+              <w:t>High</w:t>
             </w:r>
           </w:p>
         </w:tc>
@@ -296,7 +296,7 @@
               <w:rPr>
                 <w:sz w:val="19"/>
               </w:rPr>
-              <w:t>24 PYQs</w:t>
+              <w:t>8 PYQs</w:t>
             </w:r>
           </w:p>
         </w:tc>
@@ -338,10 +338,10 @@
             <w:r>
               <w:rPr>
                 <w:b/>
-                <w:color w:val="C53030"/>
+                <w:color w:val="718096"/>
                 <w:sz w:val="19"/>
               </w:rPr>
-              <w:t>Very High</w:t>
+              <w:t>Standard</w:t>
             </w:r>
           </w:p>
         </w:tc>
@@ -363,7 +363,7 @@
                 <w:color w:val="2D3748"/>
                 <w:sz w:val="19"/>
               </w:rPr>
-              <w:t>Polymers — Core Principles &amp; Governing Laws</w:t>
+              <w:t>Polymers — Standard Calculations &amp; Problem Archetypes</w:t>
             </w:r>
           </w:p>
         </w:tc>
@@ -383,7 +383,7 @@
               <w:rPr>
                 <w:sz w:val="19"/>
               </w:rPr>
-              <w:t>23 PYQs</w:t>
+              <w:t>1 PYQs</w:t>
             </w:r>
           </w:p>
         </w:tc>
@@ -404,7 +404,7 @@
                 <w:color w:val="718096"/>
                 <w:sz w:val="19"/>
               </w:rPr>
-              <w:t>Core Principle</w:t>
+              <w:t>Quantitative Analysis</w:t>
             </w:r>
           </w:p>
         </w:tc>
@@ -504,98 +504,6 @@
                 <w:color w:val="1A365D"/>
                 <w:sz w:val="19"/>
               </w:rPr>
-              <w:t>Polymers — Standard Calculations &amp; Problem Archetypes</w:t>
-            </w:r>
-          </w:p>
-        </w:tc>
-        <w:tc>
-          <w:tcPr>
-            <w:tcW w:type="dxa" w:w="6480"/>
-            <w:shd w:fill="F7FAFC"/>
-            <w:tcMar>
-              <w:top w:w="100" w:type="dxa"/>
-              <w:bottom w:w="100" w:type="dxa"/>
-              <w:left w:w="150" w:type="dxa"/>
-              <w:right w:w="150" w:type="dxa"/>
-            </w:tcMar>
-          </w:tcPr>
-          <w:p>
-            <w:r>
-              <w:rPr>
-                <w:rFonts w:ascii="Cambria Math" w:hAnsi="Cambria Math"/>
-                <w:color w:val="2D3748"/>
-                <w:sz w:val="19"/>
-              </w:rPr>
-              <w:t>AlEt_{3}+TiCl_{4}, \quad AL(Et)_{3}, \quad n=\frac{963}{107}=9</w:t>
-            </w:r>
-          </w:p>
-        </w:tc>
-      </w:tr>
-      <w:tr>
-        <w:tc>
-          <w:tcPr>
-            <w:tcW w:type="dxa" w:w="3600"/>
-            <w:shd w:fill="FFFFFF"/>
-            <w:tcMar>
-              <w:top w:w="100" w:type="dxa"/>
-              <w:bottom w:w="100" w:type="dxa"/>
-              <w:left w:w="150" w:type="dxa"/>
-              <w:right w:w="150" w:type="dxa"/>
-            </w:tcMar>
-          </w:tcPr>
-          <w:p>
-            <w:r>
-              <w:rPr>
-                <w:b/>
-                <w:color w:val="1A365D"/>
-                <w:sz w:val="19"/>
-              </w:rPr>
-              <w:t>Polymers — Applied Cases, Reactions &amp; Traps</w:t>
-            </w:r>
-          </w:p>
-        </w:tc>
-        <w:tc>
-          <w:tcPr>
-            <w:tcW w:type="dxa" w:w="6480"/>
-            <w:shd w:fill="FFFFFF"/>
-            <w:tcMar>
-              <w:top w:w="100" w:type="dxa"/>
-              <w:bottom w:w="100" w:type="dxa"/>
-              <w:left w:w="150" w:type="dxa"/>
-              <w:right w:w="150" w:type="dxa"/>
-            </w:tcMar>
-          </w:tcPr>
-          <w:p>
-            <w:r>
-              <w:rPr>
-                <w:rFonts w:ascii="Cambria Math" w:hAnsi="Cambria Math"/>
-                <w:color w:val="2D3748"/>
-                <w:sz w:val="19"/>
-              </w:rPr>
-              <w:t>TiCl_{4}., \quad SnCl_{4},AlCl_{3},BF_{3}</w:t>
-            </w:r>
-          </w:p>
-        </w:tc>
-      </w:tr>
-      <w:tr>
-        <w:tc>
-          <w:tcPr>
-            <w:tcW w:type="dxa" w:w="3600"/>
-            <w:shd w:fill="F7FAFC"/>
-            <w:tcMar>
-              <w:top w:w="100" w:type="dxa"/>
-              <w:bottom w:w="100" w:type="dxa"/>
-              <w:left w:w="150" w:type="dxa"/>
-              <w:right w:w="150" w:type="dxa"/>
-            </w:tcMar>
-          </w:tcPr>
-          <w:p>
-            <w:r>
-              <w:rPr>
-                <w:b/>
-                <w:color w:val="1A365D"/>
-                <w:sz w:val="19"/>
-              </w:rPr>
               <w:t>Polymers — Core Principles &amp; Governing Laws</w:t>
             </w:r>
           </w:p>
@@ -618,7 +526,7 @@
                 <w:color w:val="2D3748"/>
                 <w:sz w:val="19"/>
               </w:rPr>
-              <w:t>CF_{2}=CF_{2}.</w:t>
+              <w:t>TiCl_{4}., \quad n=\frac{963}{107}=9, \quad AL(Et)_{3}</w:t>
             </w:r>
           </w:p>
         </w:tc>
@@ -650,7 +558,7 @@
           <w:color w:val="2B6CB0"/>
           <w:sz w:val="24"/>
         </w:rPr>
-        <w:t>3.1 Polymers — Standard Calculations &amp; Problem Archetypes (Very High Yield — 35 PYQs)</w:t>
+        <w:t>3.1 Polymers — Core Principles &amp; Governing Laws (Very High Yield — 70 PYQs)</w:t>
       </w:r>
     </w:p>
     <w:p>
@@ -665,7 +573,7 @@
         <w:rPr>
           <w:sz w:val="20"/>
         </w:rPr>
-        <w:t>Quantitative numerical problem-solving techniques and standard question patterns frequently seen in Polymers.</w:t>
+        <w:t>Fundamental definitions, core postulates, and governing physical/chemical relations in Polymers.</w:t>
       </w:r>
     </w:p>
     <w:tbl>
@@ -703,7 +611,7 @@
                 <w:color w:val="2D3748"/>
                 <w:sz w:val="19"/>
               </w:rPr>
-              <w:t>Watch for algebraic rounding, stoichiometric balancing, and boundary condition checks.</w:t>
+              <w:t>Carefully verify units, standard reference states, and sign conventions in Polymers.</w:t>
             </w:r>
           </w:p>
         </w:tc>
@@ -744,7 +652,7 @@
                 <w:color w:val="2D3748"/>
                 <w:sz w:val="19"/>
               </w:rPr>
-              <w:t>Dimensional consistency checks and ratio comparisons can quickly eliminate incorrect options.</w:t>
+              <w:t>Focus on high-yield formulas and standard limiting approximations tested in Polymers PYQs.</w:t>
             </w:r>
           </w:p>
         </w:tc>
@@ -858,7 +766,7 @@
           <w:color w:val="2B6CB0"/>
           <w:sz w:val="24"/>
         </w:rPr>
-        <w:t>3.2 Polymers — Applied Cases, Reactions &amp; Traps (Very High Yield — 24 PYQs)</w:t>
+        <w:t>3.2 Polymers — Applied Cases, Reactions &amp; Traps (High Yield — 8 PYQs)</w:t>
       </w:r>
     </w:p>
     <w:p>
@@ -1008,13 +916,13 @@
           <w:b/>
           <w:sz w:val="18"/>
         </w:rPr>
-        <w:t xml:space="preserve">[2023 Morning Shift] Q#2 (MCQ): </w:t>
+        <w:t xml:space="preserve">[2023 Morning Shift] Q#4 (MCQ): </w:t>
       </w:r>
       <w:r>
         <w:rPr>
           <w:sz w:val="18"/>
         </w:rPr>
-        <w:t xml:space="preserve">"The polymer X - consists of linear molecules and is closely packed. It is prepared in the presence of triethylaluminium and titanium tetra..."  </w:t>
+        <w:t xml:space="preserve">"Match List I with List II List I Polymer List II Type/Class (A) Nylon-2-Nylon-6 (I) Thermosetting polymer (B) Buna-N (II) Biodegradable poly..."  </w:t>
       </w:r>
       <w:r>
         <w:rPr>
@@ -1035,13 +943,13 @@
           <w:b/>
           <w:sz w:val="18"/>
         </w:rPr>
-        <w:t xml:space="preserve">[2023 Morning Shift] Q#2 (MCQ): </w:t>
+        <w:t xml:space="preserve">[2022 Morning Shift] Q#2 (MCQ): </w:t>
       </w:r>
       <w:r>
         <w:rPr>
           <w:sz w:val="18"/>
         </w:rPr>
-        <w:t xml:space="preserve">"Caprolactam when heated at high temperature in presence of water, gives..."  </w:t>
+        <w:t xml:space="preserve">"Which of the following is an example of polyester?..."  </w:t>
       </w:r>
       <w:r>
         <w:rPr>
@@ -1066,7 +974,7 @@
           <w:color w:val="2B6CB0"/>
           <w:sz w:val="24"/>
         </w:rPr>
-        <w:t>3.3 Polymers — Core Principles &amp; Governing Laws (Very High Yield — 23 PYQs)</w:t>
+        <w:t>3.3 Polymers — Standard Calculations &amp; Problem Archetypes (Standard Yield — 1 PYQs)</w:t>
       </w:r>
     </w:p>
     <w:p>
@@ -1081,7 +989,7 @@
         <w:rPr>
           <w:sz w:val="20"/>
         </w:rPr>
-        <w:t>Fundamental definitions, core postulates, and governing physical/chemical relations in Polymers.</w:t>
+        <w:t>Quantitative numerical problem-solving techniques and standard question patterns frequently seen in Polymers.</w:t>
       </w:r>
     </w:p>
     <w:tbl>
@@ -1119,7 +1027,7 @@
                 <w:color w:val="2D3748"/>
                 <w:sz w:val="19"/>
               </w:rPr>
-              <w:t>Carefully verify units, standard reference states, and sign conventions in Polymers.</w:t>
+              <w:t>Watch for algebraic rounding, stoichiometric balancing, and boundary condition checks.</w:t>
             </w:r>
           </w:p>
         </w:tc>
@@ -1160,7 +1068,7 @@
                 <w:color w:val="2D3748"/>
                 <w:sz w:val="19"/>
               </w:rPr>
-              <w:t>Focus on high-yield formulas and standard limiting approximations tested in Polymers PYQs.</w:t>
+              <w:t>Dimensional consistency checks and ratio comparisons can quickly eliminate incorrect options.</w:t>
             </w:r>
           </w:p>
         </w:tc>
@@ -1189,67 +1097,13 @@
           <w:b/>
           <w:sz w:val="18"/>
         </w:rPr>
-        <w:t xml:space="preserve">[2023 Morning Shift] Q#3 (MCQ): </w:t>
+        <w:t xml:space="preserve">[2023 Morning Shift] Q#2 (MCQ): </w:t>
       </w:r>
       <w:r>
         <w:rPr>
           <w:sz w:val="18"/>
         </w:rPr>
-        <w:t xml:space="preserve">"Match the following Column A Column B (a) Nylon 6 (I) Natural Rubber (b) Vulcanized Rubber (II) Cross Linked (c) cis-1, 4-polyisoprene (III)..."  </w:t>
-      </w:r>
-      <w:r>
-        <w:rPr>
-          <w:b/>
-          <w:color w:val="2B6CB0"/>
-          <w:sz w:val="18"/>
-        </w:rPr>
-        <w:t>[Ans: A]</w:t>
-      </w:r>
-    </w:p>
-    <w:p>
-      <w:pPr>
-        <w:pStyle w:val="ListBullet"/>
-        <w:spacing w:after="40"/>
-      </w:pPr>
-      <w:r>
-        <w:rPr>
-          <w:b/>
-          <w:sz w:val="18"/>
-        </w:rPr>
-        <w:t xml:space="preserve">[2023 Evening Shift] Q#3 (MCQ): </w:t>
-      </w:r>
-      <w:r>
-        <w:rPr>
-          <w:sz w:val="18"/>
-        </w:rPr>
-        <w:t xml:space="preserve">"Buna-S can be represented as:..."  </w:t>
-      </w:r>
-      <w:r>
-        <w:rPr>
-          <w:b/>
-          <w:color w:val="2B6CB0"/>
-          <w:sz w:val="18"/>
-        </w:rPr>
-        <w:t>[Ans: N/A]</w:t>
-      </w:r>
-    </w:p>
-    <w:p>
-      <w:pPr>
-        <w:pStyle w:val="ListBullet"/>
-        <w:spacing w:after="40"/>
-      </w:pPr>
-      <w:r>
-        <w:rPr>
-          <w:b/>
-          <w:sz w:val="18"/>
-        </w:rPr>
-        <w:t xml:space="preserve">[2023 Evening Shift] Q#3 (MCQ): </w:t>
-      </w:r>
-      <w:r>
-        <w:rPr>
-          <w:sz w:val="18"/>
-        </w:rPr>
-        <w:t xml:space="preserve">"Match List I with List II List I List II A. Elastomeric polymer I. Urea formaldehyde resin B. Fibre Polymer II. Polystyrene C. Thermosetting..."  </w:t>
+        <w:t xml:space="preserve">"The polymer X - consists of linear molecules and is closely packed. It is prepared in the presence of triethylaluminium and titanium tetra..."  </w:t>
       </w:r>
       <w:r>
         <w:rPr>
@@ -1531,7 +1385,7 @@
           <w:color w:val="1A365D"/>
           <w:sz w:val="22"/>
         </w:rPr>
-        <w:t>Benchmark Problem 3: JEE Main 2023 (Online) 13th April Morning Shift (Q#3)</w:t>
+        <w:t>Benchmark Problem 3: JEE Main 2023 (Online) 11th April Morning Shift (Q#2)</w:t>
       </w:r>
     </w:p>
     <w:p>
@@ -1542,21 +1396,7 @@
         <w:rPr>
           <w:sz w:val="20"/>
         </w:rPr>
-        <w:t>Match the following Column A Column B (a) Nylon 6 (I) Natural Rubber (b) Vulcanized Rubber (II) Cross Linked (c) cis-1, 4-polyisoprene (III) Caprolactam (d) Polychloroprene (IV) Neoprene Choose the correct answer from options given below:</w:t>
-      </w:r>
-    </w:p>
-    <w:p>
-      <w:pPr>
-        <w:pStyle w:val="ListBullet"/>
-        <w:spacing w:after="20"/>
-      </w:pPr>
-      <w:r>
-        <w:rPr>
-          <w:b/>
-          <w:color w:val="276749"/>
-          <w:sz w:val="19"/>
-        </w:rPr>
-        <w:t>(A) a → III,b → II,c → I,d → IV</w:t>
+        <w:t>The polymer X - consists of linear molecules and is closely packed. It is prepared in the presence of triethylaluminium and titanium tetrachloride under low pressure. The polymer X is-</w:t>
       </w:r>
     </w:p>
     <w:p>
@@ -1568,7 +1408,7 @@
         <w:rPr>
           <w:sz w:val="19"/>
         </w:rPr>
-        <w:t>(B) a → II,b → III,c → IV,d → I</w:t>
+        <w:t>(A) High density polythene</w:t>
       </w:r>
     </w:p>
     <w:p>
@@ -1580,7 +1420,7 @@
         <w:rPr>
           <w:sz w:val="19"/>
         </w:rPr>
-        <w:t>(C) a → IV,b → III,c → I,d → II</w:t>
+        <w:t>(B) Polytetrafluoroethane</w:t>
       </w:r>
     </w:p>
     <w:p>
@@ -1592,7 +1432,19 @@
         <w:rPr>
           <w:sz w:val="19"/>
         </w:rPr>
-        <w:t>(D) a → III,b → IV,c → I,d → II</w:t>
+        <w:t>(C) Low density polythene</w:t>
+      </w:r>
+    </w:p>
+    <w:p>
+      <w:pPr>
+        <w:pStyle w:val="ListBullet"/>
+        <w:spacing w:after="20"/>
+      </w:pPr>
+      <w:r>
+        <w:rPr>
+          <w:sz w:val="19"/>
+        </w:rPr>
+        <w:t>(D) Polyacrylonitrile</w:t>
       </w:r>
     </w:p>
     <w:tbl>
@@ -1623,7 +1475,7 @@
                 <w:color w:val="1A365D"/>
                 <w:sz w:val="19"/>
               </w:rPr>
-              <w:t>Correct Answer: A</w:t>
+              <w:t>Correct Answer: None</w:t>
               <w:br/>
             </w:r>
             <w:r>
@@ -1633,7 +1485,7 @@
               </w:rPr>
               <w:t>Solution Analysis:</w:t>
               <w:br/>
-              <w:t>Nylon 6 is a synthetic polymer made from caprolactam, so it corresponds to Column A, option (c), which matches with Column B, option (I). Vulcanized rubber is rubber that has been treated with sulfur or other additives to make it more durable, so it corresponds to Column A, option (b), which matches with Column B, option (II). Cis-1,4-polyisoprene is a naturally occurring polymer found in natural rubber, so it corresponds to Column A, option (a), which matches with Column B, option (III). Polychloroprene is a synthetic polymer used to make neoprene, a type of synthetic rubber, so it corresponds to Column A, option (d), which matches with Column B, option (IV). Therefore, the correct matching is: a → III,b → II,c → I,d → IV Option A is the correct answer.</w:t>
+              <w:t>The polymer X described in the question is synthesized using triethylaluminium and titanium tetrachloride under low pressure. This is a clear indication that the Ziegler-Natta catalyst is used, which is typically employed in the synthesis of high-density polyethylene (HDPE). High-density polyethylene is made up of linear molecules that pack closely together, giving the material its high density. This is in contrast to low-density polyethylene (LDPE), which has a branched structure that prevents the chains from packing closely together. So, the polymer X is : Option A: High-density polyethylene.</w:t>
             </w:r>
           </w:p>
         </w:tc>
